--- a/fundament/Математика_9_класс_занятие_1_задачи.docx
+++ b/fundament/Математика_9_класс_занятие_1_задачи.docx
@@ -1952,6 +1952,7 @@
     </w:rPrDefault>
     <w:pPrDefault>
       <w:pPr>
+        <w:widowControl/>
         <w:spacing w:after="0" w:before="0" w:line="276" w:lineRule="exact"/>
       </w:pPr>
     </w:pPrDefault>
